--- a/src/assets/templates/memo-template.docx
+++ b/src/assets/templates/memo-template.docx
@@ -1,6 +1,6 @@
 
 <file path=word/document.xml><?xml version="1.0" encoding="utf-8"?>
-<w:document xmlns:wpc="http://schemas.microsoft.com/office/word/2010/wordprocessingCanvas" xmlns:cx="http://schemas.microsoft.com/office/drawing/2014/chartex" xmlns:cx1="http://schemas.microsoft.com/office/drawing/2015/9/8/chartex" xmlns:cx2="http://schemas.microsoft.com/office/drawing/2015/10/21/chartex" xmlns:cx3="http://schemas.microsoft.com/office/drawing/2016/5/9/chartex" xmlns:cx4="http://schemas.microsoft.com/office/drawing/2016/5/10/chartex" xmlns:cx5="http://schemas.microsoft.com/office/drawing/2016/5/11/chartex" xmlns:cx6="http://schemas.microsoft.com/office/drawing/2016/5/12/chartex" xmlns:cx7="http://schemas.microsoft.com/office/drawing/2016/5/13/chartex" xmlns:cx8="http://schemas.microsoft.com/office/drawing/2016/5/14/chartex" xmlns:mc="http://schemas.openxmlformats.org/markup-compatibility/2006" xmlns:aink="http://schemas.microsoft.com/office/drawing/2016/ink" xmlns:am3d="http://schemas.microsoft.com/office/drawing/2017/model3d" xmlns:o="urn:schemas-microsoft-com:office:office" xmlns:r="http://schemas.openxmlformats.org/officeDocument/2006/relationships" xmlns:m="http://schemas.openxmlformats.org/officeDocument/2006/math" xmlns:v="urn:schemas-microsoft-com:vml" xmlns:wp14="http://schemas.microsoft.com/office/word/2010/wordprocessingDrawing" xmlns:wp="http://schemas.openxmlformats.org/drawingml/2006/wordprocessingDrawing" xmlns:w10="urn:schemas-microsoft-com:office:word" xmlns:w="http://schemas.openxmlformats.org/wordprocessingml/2006/main" xmlns:w14="http://schemas.microsoft.com/office/word/2010/wordml" xmlns:w15="http://schemas.microsoft.com/office/word/2012/wordml" xmlns:w16cex="http://schemas.microsoft.com/office/word/2018/wordml/cex" xmlns:w16cid="http://schemas.microsoft.com/office/word/2016/wordml/cid" xmlns:w16="http://schemas.microsoft.com/office/word/2018/wordml" xmlns:w16sdtdh="http://schemas.microsoft.com/office/word/2020/wordml/sdtdatahash" xmlns:w16se="http://schemas.microsoft.com/office/word/2015/wordml/symex" xmlns:wpg="http://schemas.microsoft.com/office/word/2010/wordprocessingGroup" xmlns:wpi="http://schemas.microsoft.com/office/word/2010/wordprocessingInk" xmlns:wne="http://schemas.microsoft.com/office/word/2006/wordml" xmlns:wps="http://schemas.microsoft.com/office/word/2010/wordprocessingShape" mc:Ignorable="w14 w15 w16se w16cid w16 w16cex w16sdtdh wp14">
+<w:document xmlns:wpc="http://schemas.microsoft.com/office/word/2010/wordprocessingCanvas" xmlns:cx="http://schemas.microsoft.com/office/drawing/2014/chartex" xmlns:cx1="http://schemas.microsoft.com/office/drawing/2015/9/8/chartex" xmlns:cx2="http://schemas.microsoft.com/office/drawing/2015/10/21/chartex" xmlns:cx3="http://schemas.microsoft.com/office/drawing/2016/5/9/chartex" xmlns:cx4="http://schemas.microsoft.com/office/drawing/2016/5/10/chartex" xmlns:cx5="http://schemas.microsoft.com/office/drawing/2016/5/11/chartex" xmlns:cx6="http://schemas.microsoft.com/office/drawing/2016/5/12/chartex" xmlns:cx7="http://schemas.microsoft.com/office/drawing/2016/5/13/chartex" xmlns:cx8="http://schemas.microsoft.com/office/drawing/2016/5/14/chartex" xmlns:mc="http://schemas.openxmlformats.org/markup-compatibility/2006" xmlns:aink="http://schemas.microsoft.com/office/drawing/2016/ink" xmlns:am3d="http://schemas.microsoft.com/office/drawing/2017/model3d" xmlns:o="urn:schemas-microsoft-com:office:office" xmlns:oel="http://schemas.microsoft.com/office/2019/extlst" xmlns:r="http://schemas.openxmlformats.org/officeDocument/2006/relationships" xmlns:m="http://schemas.openxmlformats.org/officeDocument/2006/math" xmlns:v="urn:schemas-microsoft-com:vml" xmlns:wp14="http://schemas.microsoft.com/office/word/2010/wordprocessingDrawing" xmlns:wp="http://schemas.openxmlformats.org/drawingml/2006/wordprocessingDrawing" xmlns:w10="urn:schemas-microsoft-com:office:word" xmlns:w="http://schemas.openxmlformats.org/wordprocessingml/2006/main" xmlns:w14="http://schemas.microsoft.com/office/word/2010/wordml" xmlns:w15="http://schemas.microsoft.com/office/word/2012/wordml" xmlns:w16cex="http://schemas.microsoft.com/office/word/2018/wordml/cex" xmlns:w16cid="http://schemas.microsoft.com/office/word/2016/wordml/cid" xmlns:w16="http://schemas.microsoft.com/office/word/2018/wordml" xmlns:w16du="http://schemas.microsoft.com/office/word/2023/wordml/word16du" xmlns:w16sdtdh="http://schemas.microsoft.com/office/word/2020/wordml/sdtdatahash" xmlns:w16sdtfl="http://schemas.microsoft.com/office/word/2024/wordml/sdtformatlock" xmlns:w16se="http://schemas.microsoft.com/office/word/2015/wordml/symex" xmlns:wpg="http://schemas.microsoft.com/office/word/2010/wordprocessingGroup" xmlns:wpi="http://schemas.microsoft.com/office/word/2010/wordprocessingInk" xmlns:wne="http://schemas.microsoft.com/office/word/2006/wordml" xmlns:wps="http://schemas.microsoft.com/office/word/2010/wordprocessingShape" mc:Ignorable="w14 w15 w16se w16cid w16 w16cex w16sdtdh w16sdtfl w16du wp14">
   <w:body>
     <w:p>
       <w:pPr>
@@ -478,7 +478,6 @@
           <w:rFonts w:ascii="Century Gothic" w:hAnsi="Century Gothic"/>
           <w:sz w:val="12"/>
           <w:szCs w:val="12"/>
-          <w:lang/>
         </w:rPr>
       </w:pPr>
     </w:p>
@@ -1253,7 +1252,6 @@
           <w:rFonts w:ascii="Century Gothic" w:hAnsi="Century Gothic"/>
           <w:sz w:val="24"/>
           <w:szCs w:val="24"/>
-          <w:lang/>
         </w:rPr>
       </w:pPr>
       <w:r>
@@ -1261,7 +1259,6 @@
           <w:rFonts w:ascii="Century Gothic" w:hAnsi="Century Gothic"/>
           <w:sz w:val="24"/>
           <w:szCs w:val="24"/>
-          <w:lang/>
         </w:rPr>
         <w:t>Replacing the batteries of the affected laptops will ensure:</w:t>
       </w:r>
@@ -1279,7 +1276,6 @@
           <w:rFonts w:ascii="Century Gothic" w:hAnsi="Century Gothic"/>
           <w:sz w:val="24"/>
           <w:szCs w:val="24"/>
-          <w:lang/>
         </w:rPr>
       </w:pPr>
       <w:r>
@@ -1287,7 +1283,6 @@
           <w:rFonts w:ascii="Century Gothic" w:hAnsi="Century Gothic"/>
           <w:sz w:val="24"/>
           <w:szCs w:val="24"/>
-          <w:lang/>
         </w:rPr>
         <w:t>Productivity: Employees can focus on their tasks without the interruption of unreliable power.</w:t>
       </w:r>
@@ -1305,7 +1300,6 @@
           <w:rFonts w:ascii="Century Gothic" w:hAnsi="Century Gothic"/>
           <w:sz w:val="24"/>
           <w:szCs w:val="24"/>
-          <w:lang/>
         </w:rPr>
       </w:pPr>
       <w:r>
@@ -1313,7 +1307,6 @@
           <w:rFonts w:ascii="Century Gothic" w:hAnsi="Century Gothic"/>
           <w:sz w:val="24"/>
           <w:szCs w:val="24"/>
-          <w:lang/>
         </w:rPr>
         <w:t>Workplace Morale: Resolving this issue</w:t>
       </w:r>
@@ -1322,7 +1315,6 @@
           <w:rFonts w:ascii="Century Gothic" w:hAnsi="Century Gothic"/>
           <w:sz w:val="24"/>
           <w:szCs w:val="24"/>
-          <w:lang/>
         </w:rPr>
         <w:t xml:space="preserve"> </w:t>
       </w:r>
@@ -1331,7 +1323,6 @@
           <w:rFonts w:ascii="Century Gothic" w:hAnsi="Century Gothic"/>
           <w:sz w:val="24"/>
           <w:szCs w:val="24"/>
-          <w:lang/>
         </w:rPr>
         <w:t>promptly demonstrates responsiveness to employees' needs, fostering satisfaction and commitment.</w:t>
       </w:r>
@@ -1345,7 +1336,6 @@
           <w:rFonts w:ascii="Century Gothic" w:hAnsi="Century Gothic"/>
           <w:sz w:val="24"/>
           <w:szCs w:val="24"/>
-          <w:lang/>
         </w:rPr>
       </w:pPr>
       <w:r>
@@ -1353,7 +1343,6 @@
           <w:rFonts w:ascii="Century Gothic" w:hAnsi="Century Gothic"/>
           <w:sz w:val="24"/>
           <w:szCs w:val="24"/>
-          <w:lang/>
         </w:rPr>
         <w:t>Purchasing the USB Extension will ensure:</w:t>
       </w:r>
@@ -1371,7 +1360,6 @@
           <w:rFonts w:ascii="Century Gothic" w:hAnsi="Century Gothic"/>
           <w:sz w:val="24"/>
           <w:szCs w:val="24"/>
-          <w:lang/>
         </w:rPr>
       </w:pPr>
       <w:r>
@@ -1398,7 +1386,6 @@
           <w:spacing w:val="0"/>
           <w:sz w:val="24"/>
           <w:szCs w:val="24"/>
-          <w:lang/>
         </w:rPr>
       </w:pPr>
       <w:r>
@@ -1407,6 +1394,7 @@
           <w:sz w:val="24"/>
           <w:szCs w:val="24"/>
         </w:rPr>
+        <w:lastRenderedPageBreak/>
         <w:t>CSOs frequently require multiple USB ports to simultaneously connect essential external peripherals and accessories, such as fingerprint scanners, webcams, and card readers, all of which are integral to the BVN enrollment process.</w:t>
       </w:r>
     </w:p>
@@ -1448,16 +1436,143 @@
     <w:p>
       <w:pPr>
         <w:pStyle w:val="MessageHeader"/>
-        <w:spacing w:after="0" w:line="276" w:lineRule="auto"/>
         <w:ind w:left="0" w:firstLine="0"/>
         <w:jc w:val="both"/>
         <w:rPr>
           <w:rStyle w:val="MessageHeaderLabel"/>
           <w:rFonts w:ascii="Century Gothic" w:hAnsi="Century Gothic"/>
-          <w:sz w:val="20"/>
-          <w:szCs w:val="20"/>
-        </w:rPr>
-      </w:pPr>
+          <w:sz w:val="24"/>
+        </w:rPr>
+      </w:pPr>
+    </w:p>
+    <w:p>
+      <w:pPr>
+        <w:pStyle w:val="MessageHeader"/>
+        <w:ind w:left="0" w:firstLine="0"/>
+        <w:jc w:val="both"/>
+        <w:rPr>
+          <w:b/>
+          <w:bCs/>
+          <w:spacing w:val="-10"/>
+        </w:rPr>
+      </w:pPr>
+      <w:r>
+        <w:rPr>
+          <w:b/>
+          <w:bCs/>
+          <w:spacing w:val="-10"/>
+        </w:rPr>
+        <w:t xml:space="preserve">Ugochukwu Alagbu </w:t>
+      </w:r>
+      <w:r>
+        <w:rPr>
+          <w:b/>
+          <w:bCs/>
+          <w:spacing w:val="-10"/>
+        </w:rPr>
+        <w:tab/>
+      </w:r>
+      <w:r>
+        <w:rPr>
+          <w:b/>
+          <w:bCs/>
+          <w:spacing w:val="-10"/>
+        </w:rPr>
+        <w:tab/>
+      </w:r>
+      <w:r>
+        <w:rPr>
+          <w:b/>
+          <w:bCs/>
+          <w:spacing w:val="-10"/>
+        </w:rPr>
+        <w:tab/>
+      </w:r>
+      <w:r>
+        <w:rPr>
+          <w:b/>
+          <w:bCs/>
+          <w:spacing w:val="-10"/>
+        </w:rPr>
+        <w:tab/>
+      </w:r>
+      <w:r>
+        <w:rPr>
+          <w:b/>
+          <w:bCs/>
+          <w:spacing w:val="-10"/>
+        </w:rPr>
+        <w:tab/>
+      </w:r>
+      <w:r>
+        <w:rPr>
+          <w:b/>
+          <w:bCs/>
+          <w:spacing w:val="-10"/>
+        </w:rPr>
+        <w:t xml:space="preserve">            </w:t>
+      </w:r>
+      <w:r>
+        <w:rPr>
+          <w:b/>
+          <w:bCs/>
+          <w:spacing w:val="-10"/>
+        </w:rPr>
+        <w:t>Yemi Ogundare</w:t>
+      </w:r>
+    </w:p>
+    <w:p>
+      <w:pPr>
+        <w:pStyle w:val="MessageHeader"/>
+        <w:ind w:left="0" w:firstLine="0"/>
+        <w:jc w:val="both"/>
+        <w:rPr>
+          <w:spacing w:val="-10"/>
+        </w:rPr>
+      </w:pPr>
+      <w:r>
+        <w:rPr>
+          <w:spacing w:val="-10"/>
+        </w:rPr>
+        <w:t xml:space="preserve">IT Department </w:t>
+      </w:r>
+      <w:r>
+        <w:rPr>
+          <w:spacing w:val="-10"/>
+        </w:rPr>
+        <w:tab/>
+      </w:r>
+      <w:r>
+        <w:rPr>
+          <w:spacing w:val="-10"/>
+        </w:rPr>
+        <w:tab/>
+      </w:r>
+      <w:r>
+        <w:rPr>
+          <w:spacing w:val="-10"/>
+        </w:rPr>
+        <w:tab/>
+      </w:r>
+      <w:r>
+        <w:rPr>
+          <w:spacing w:val="-10"/>
+        </w:rPr>
+        <w:tab/>
+      </w:r>
+      <w:r>
+        <w:rPr>
+          <w:spacing w:val="-10"/>
+        </w:rPr>
+        <w:tab/>
+      </w:r>
+      <w:r>
+        <w:rPr>
+          <w:spacing w:val="-10"/>
+        </w:rPr>
+        <w:tab/>
+        <w:t>Ag Head, IT Department</w:t>
+      </w:r>
     </w:p>
     <w:p>
       <w:pPr>
@@ -1474,73 +1589,30 @@
     </w:p>
     <w:p>
       <w:pPr>
+        <w:pStyle w:val="MessageHeader"/>
+        <w:spacing w:after="0" w:line="276" w:lineRule="auto"/>
+        <w:ind w:left="0" w:firstLine="0"/>
+        <w:jc w:val="both"/>
+        <w:rPr>
+          <w:rStyle w:val="MessageHeaderLabel"/>
+          <w:rFonts w:ascii="Century Gothic" w:hAnsi="Century Gothic"/>
+          <w:sz w:val="20"/>
+          <w:szCs w:val="20"/>
+        </w:rPr>
+      </w:pPr>
+    </w:p>
+    <w:p>
+      <w:pPr>
         <w:tabs>
           <w:tab w:val="left" w:pos="1134"/>
           <w:tab w:val="left" w:pos="1418"/>
         </w:tabs>
-        <w:spacing w:line="276" w:lineRule="auto"/>
-        <w:rPr>
-          <w:rFonts w:cs="Tahoma"/>
+        <w:rPr>
           <w:b/>
           <w:bCs/>
-          <w:color w:val="000000"/>
-        </w:rPr>
-      </w:pPr>
-      <w:r>
-        <w:rPr>
-          <w:rFonts w:cs="Tahoma"/>
-          <w:b/>
-          <w:bCs/>
-          <w:color w:val="000000"/>
-        </w:rPr>
-        <w:t xml:space="preserve">Ugochukwu Alagbu </w:t>
-      </w:r>
-      <w:r>
-        <w:rPr>
-          <w:rFonts w:cs="Tahoma"/>
-          <w:b/>
-          <w:bCs/>
-          <w:color w:val="000000"/>
-        </w:rPr>
-        <w:tab/>
-      </w:r>
-      <w:r>
-        <w:rPr>
-          <w:rFonts w:cs="Tahoma"/>
-          <w:b/>
-          <w:bCs/>
-          <w:color w:val="000000"/>
-        </w:rPr>
-        <w:tab/>
-      </w:r>
-      <w:r>
-        <w:rPr>
-          <w:rFonts w:cs="Tahoma"/>
-          <w:b/>
-          <w:bCs/>
-          <w:color w:val="000000"/>
-        </w:rPr>
-        <w:tab/>
-      </w:r>
-      <w:r>
-        <w:rPr>
-          <w:rFonts w:cs="Tahoma"/>
-          <w:b/>
-          <w:bCs/>
-          <w:color w:val="000000"/>
-        </w:rPr>
-        <w:tab/>
-      </w:r>
-      <w:r>
-        <w:rPr>
-          <w:rFonts w:cs="Tahoma"/>
-          <w:b/>
-          <w:bCs/>
-          <w:color w:val="000000"/>
-        </w:rPr>
-        <w:tab/>
-        <w:t>Yemi Ogundare</w:t>
-      </w:r>
+          <w:u w:val="single"/>
+        </w:rPr>
+      </w:pPr>
     </w:p>
     <w:p>
       <w:pPr>
@@ -1548,82 +1620,6 @@
           <w:tab w:val="left" w:pos="1134"/>
           <w:tab w:val="left" w:pos="1418"/>
         </w:tabs>
-        <w:spacing w:line="276" w:lineRule="auto"/>
-        <w:rPr>
-          <w:rFonts w:cs="Tahoma"/>
-          <w:color w:val="000000"/>
-        </w:rPr>
-      </w:pPr>
-      <w:r>
-        <w:rPr>
-          <w:rFonts w:cs="Tahoma"/>
-          <w:color w:val="000000"/>
-        </w:rPr>
-        <w:t xml:space="preserve">IT Department </w:t>
-      </w:r>
-      <w:r>
-        <w:rPr>
-          <w:rFonts w:cs="Tahoma"/>
-          <w:color w:val="000000"/>
-        </w:rPr>
-        <w:tab/>
-      </w:r>
-      <w:r>
-        <w:rPr>
-          <w:rFonts w:cs="Tahoma"/>
-          <w:color w:val="000000"/>
-        </w:rPr>
-        <w:tab/>
-      </w:r>
-      <w:r>
-        <w:rPr>
-          <w:rFonts w:cs="Tahoma"/>
-          <w:color w:val="000000"/>
-        </w:rPr>
-        <w:tab/>
-      </w:r>
-      <w:r>
-        <w:rPr>
-          <w:rFonts w:cs="Tahoma"/>
-          <w:color w:val="000000"/>
-        </w:rPr>
-        <w:tab/>
-      </w:r>
-      <w:r>
-        <w:rPr>
-          <w:rFonts w:cs="Tahoma"/>
-          <w:color w:val="000000"/>
-        </w:rPr>
-        <w:tab/>
-      </w:r>
-      <w:r>
-        <w:rPr>
-          <w:rFonts w:cs="Tahoma"/>
-          <w:color w:val="000000"/>
-        </w:rPr>
-        <w:tab/>
-        <w:t>Ag Head, IT Department</w:t>
-      </w:r>
-    </w:p>
-    <w:p>
-      <w:pPr>
-        <w:tabs>
-          <w:tab w:val="left" w:pos="1134"/>
-          <w:tab w:val="left" w:pos="1418"/>
-        </w:tabs>
-        <w:rPr>
-          <w:b/>
-          <w:bCs/>
-          <w:u w:val="single"/>
-        </w:rPr>
-      </w:pPr>
-    </w:p>
-    <w:p>
-      <w:pPr>
-        <w:tabs>
-          <w:tab w:val="left" w:pos="1134"/>
-          <w:tab w:val="left" w:pos="1418"/>
-        </w:tabs>
         <w:rPr>
           <w:rStyle w:val="MessageHeaderLabel"/>
           <w:sz w:val="24"/>
@@ -1653,8 +1649,8 @@
         <w:rPr>
           <w:noProof/>
         </w:rPr>
-        <w:pict>
-          <v:rect id="Rectangle 20" o:spid="_x0000_s2111" style="position:absolute;margin-left:-1.75pt;margin-top:20.95pt;width:138.5pt;height:23.25pt;z-index:251648000;visibility:visible" o:gfxdata="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">
+        <w:pict w14:anchorId="68C2768B">
+          <v:rect id="Rectangle 20" o:spid="_x0000_s2111" style="position:absolute;margin-left:-1.75pt;margin-top:20.95pt;width:138.5pt;height:23.25pt;z-index:1;visibility:visible" o:gfxdata="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">
             <v:textbox>
               <w:txbxContent>
                 <w:p>
@@ -1674,12 +1670,12 @@
         <w:rPr>
           <w:noProof/>
         </w:rPr>
-        <w:pict>
+        <w:pict w14:anchorId="074AB1A7">
           <v:shapetype id="_x0000_t202" coordsize="21600,21600" o:spt="202" path="m,l,21600r21600,l21600,xe">
             <v:stroke joinstyle="miter"/>
             <v:path gradientshapeok="t" o:connecttype="rect"/>
           </v:shapetype>
-          <v:shape id="Text Box 19" o:spid="_x0000_s2110" type="#_x0000_t202" style="position:absolute;margin-left:-6.25pt;margin-top:6.15pt;width:96.25pt;height:18pt;z-index:251649024;visibility:visible;mso-width-relative:margin;mso-height-relative:margin" o:gfxdata="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" fillcolor="window" stroked="f" strokeweight=".5pt">
+          <v:shape id="Text Box 19" o:spid="_x0000_s2110" type="#_x0000_t202" style="position:absolute;margin-left:-6.25pt;margin-top:6.15pt;width:96.25pt;height:18pt;z-index:2;visibility:visible;mso-width-relative:margin;mso-height-relative:margin" o:gfxdata="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" fillcolor="window" stroked="f" strokeweight=".5pt">
             <v:textbox>
               <w:txbxContent>
                 <w:p>
@@ -1714,8 +1710,8 @@
         <w:rPr>
           <w:noProof/>
         </w:rPr>
-        <w:pict>
-          <v:rect id="Rectangle 18" o:spid="_x0000_s2109" style="position:absolute;margin-left:344pt;margin-top:20.2pt;width:124pt;height:23.25pt;z-index:251650048;visibility:visible" o:gfxdata="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">
+        <w:pict w14:anchorId="578E1082">
+          <v:rect id="Rectangle 18" o:spid="_x0000_s2109" style="position:absolute;margin-left:344pt;margin-top:20.2pt;width:124pt;height:23.25pt;z-index:3;visibility:visible" o:gfxdata="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">
             <v:textbox>
               <w:txbxContent>
                 <w:p>
@@ -1735,8 +1731,8 @@
         <w:rPr>
           <w:noProof/>
         </w:rPr>
-        <w:pict>
-          <v:shape id="Text Box 17" o:spid="_x0000_s2108" type="#_x0000_t202" style="position:absolute;margin-left:344pt;margin-top:5.4pt;width:57pt;height:18.75pt;z-index:251651072;visibility:visible;mso-width-relative:margin;mso-height-relative:margin" o:gfxdata="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" fillcolor="window" stroked="f" strokeweight=".5pt">
+        <w:pict w14:anchorId="001C37F4">
+          <v:shape id="Text Box 17" o:spid="_x0000_s2108" type="#_x0000_t202" style="position:absolute;margin-left:344pt;margin-top:5.4pt;width:57pt;height:18.75pt;z-index:4;visibility:visible;mso-width-relative:margin;mso-height-relative:margin" o:gfxdata="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" fillcolor="window" stroked="f" strokeweight=".5pt">
             <v:textbox>
               <w:txbxContent>
                 <w:p>
@@ -1771,8 +1767,8 @@
         <w:rPr>
           <w:noProof/>
         </w:rPr>
-        <w:pict>
-          <v:rect id="Rectangle 16" o:spid="_x0000_s2107" style="position:absolute;margin-left:0;margin-top:98.8pt;width:138.5pt;height:22.5pt;z-index:251652096;visibility:visible;mso-position-horizontal:left;mso-position-horizontal-relative:margin" o:gfxdata="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">
+        <w:pict w14:anchorId="559B2E42">
+          <v:rect id="Rectangle 16" o:spid="_x0000_s2107" style="position:absolute;margin-left:0;margin-top:98.8pt;width:138.5pt;height:22.5pt;z-index:5;visibility:visible;mso-position-horizontal:left;mso-position-horizontal-relative:margin" o:gfxdata="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">
             <v:textbox>
               <w:txbxContent>
                 <w:p>
@@ -1793,8 +1789,8 @@
         <w:rPr>
           <w:noProof/>
         </w:rPr>
-        <w:pict>
-          <v:shape id="Text Box 15" o:spid="_x0000_s2106" type="#_x0000_t202" style="position:absolute;margin-left:0;margin-top:89.7pt;width:64.75pt;height:18pt;z-index:251653120;visibility:visible;mso-position-horizontal:left;mso-position-horizontal-relative:margin;mso-width-relative:margin;mso-height-relative:margin" o:gfxdata="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" fillcolor="window" stroked="f" strokeweight=".5pt">
+        <w:pict w14:anchorId="3D4A70AC">
+          <v:shape id="Text Box 15" o:spid="_x0000_s2106" type="#_x0000_t202" style="position:absolute;margin-left:0;margin-top:89.7pt;width:64.75pt;height:18pt;z-index:6;visibility:visible;mso-position-horizontal:left;mso-position-horizontal-relative:margin;mso-width-relative:margin;mso-height-relative:margin" o:gfxdata="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" fillcolor="window" stroked="f" strokeweight=".5pt">
             <v:textbox>
               <w:txbxContent>
                 <w:p>
@@ -1822,8 +1818,8 @@
         <w:rPr>
           <w:noProof/>
         </w:rPr>
-        <w:pict>
-          <v:rect id="Rectangle 14" o:spid="_x0000_s2105" style="position:absolute;margin-left:342.5pt;margin-top:65.75pt;width:124pt;height:21pt;z-index:251654144;visibility:visible" o:gfxdata="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">
+        <w:pict w14:anchorId="6BD13E6A">
+          <v:rect id="Rectangle 14" o:spid="_x0000_s2105" style="position:absolute;margin-left:342.5pt;margin-top:65.75pt;width:124pt;height:21pt;z-index:7;visibility:visible" o:gfxdata="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">
             <v:textbox>
               <w:txbxContent>
                 <w:p>
@@ -1843,8 +1839,8 @@
         <w:rPr>
           <w:noProof/>
         </w:rPr>
-        <w:pict>
-          <v:shape id="Text Box 13" o:spid="_x0000_s2104" type="#_x0000_t202" style="position:absolute;margin-left:338.5pt;margin-top:49.85pt;width:62.5pt;height:18pt;z-index:251655168;visibility:visible;mso-width-relative:margin;mso-height-relative:margin" o:gfxdata="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" fillcolor="window" stroked="f" strokeweight=".5pt">
+        <w:pict w14:anchorId="555450BB">
+          <v:shape id="Text Box 13" o:spid="_x0000_s2104" type="#_x0000_t202" style="position:absolute;margin-left:338.5pt;margin-top:49.85pt;width:62.5pt;height:18pt;z-index:8;visibility:visible;mso-width-relative:margin;mso-height-relative:margin" o:gfxdata="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" fillcolor="window" stroked="f" strokeweight=".5pt">
             <v:textbox>
               <w:txbxContent>
                 <w:p>
@@ -1879,8 +1875,8 @@
         <w:rPr>
           <w:noProof/>
         </w:rPr>
-        <w:pict>
-          <v:rect id="Rectangle 12" o:spid="_x0000_s2103" style="position:absolute;margin-left:342.5pt;margin-top:101.05pt;width:125.5pt;height:19.5pt;z-index:251656192;visibility:visible" o:gfxdata="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">
+        <w:pict w14:anchorId="1EAA0940">
+          <v:rect id="Rectangle 12" o:spid="_x0000_s2103" style="position:absolute;margin-left:342.5pt;margin-top:101.05pt;width:125.5pt;height:19.5pt;z-index:9;visibility:visible" o:gfxdata="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">
             <v:textbox>
               <w:txbxContent>
                 <w:p>
@@ -1900,8 +1896,8 @@
         <w:rPr>
           <w:noProof/>
         </w:rPr>
-        <w:pict>
-          <v:shape id="Text Box 11" o:spid="_x0000_s2102" type="#_x0000_t202" style="position:absolute;margin-left:338.75pt;margin-top:88.2pt;width:36.25pt;height:18pt;z-index:251657216;visibility:visible;mso-width-relative:margin;mso-height-relative:margin" o:gfxdata="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" fillcolor="window" stroked="f" strokeweight=".5pt">
+        <w:pict w14:anchorId="7C31A4A1">
+          <v:shape id="Text Box 11" o:spid="_x0000_s2102" type="#_x0000_t202" style="position:absolute;margin-left:338.75pt;margin-top:88.2pt;width:36.25pt;height:18pt;z-index:10;visibility:visible;mso-width-relative:margin;mso-height-relative:margin" o:gfxdata="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" fillcolor="window" stroked="f" strokeweight=".5pt">
             <v:textbox>
               <w:txbxContent>
                 <w:p>
@@ -1928,8 +1924,8 @@
         <w:rPr>
           <w:noProof/>
         </w:rPr>
-        <w:pict>
-          <v:rect id="Rectangle 10" o:spid="_x0000_s2101" style="position:absolute;margin-left:165.5pt;margin-top:65.75pt;width:158.5pt;height:21pt;z-index:251658240;visibility:visible" o:gfxdata="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">
+        <w:pict w14:anchorId="1785A02A">
+          <v:rect id="Rectangle 10" o:spid="_x0000_s2101" style="position:absolute;margin-left:165.5pt;margin-top:65.75pt;width:158.5pt;height:21pt;z-index:11;visibility:visible" o:gfxdata="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">
             <v:textbox>
               <w:txbxContent>
                 <w:p>
@@ -1949,8 +1945,8 @@
         <w:rPr>
           <w:noProof/>
         </w:rPr>
-        <w:pict>
-          <v:shape id="Text Box 9" o:spid="_x0000_s2100" type="#_x0000_t202" style="position:absolute;margin-left:161.75pt;margin-top:49.85pt;width:93.25pt;height:18pt;z-index:251659264;visibility:visible;mso-width-relative:margin;mso-height-relative:margin" o:gfxdata="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" fillcolor="window" stroked="f" strokeweight=".5pt">
+        <w:pict w14:anchorId="7C5E1F7B">
+          <v:shape id="Text Box 9" o:spid="_x0000_s2100" type="#_x0000_t202" style="position:absolute;margin-left:161.75pt;margin-top:49.85pt;width:93.25pt;height:18pt;z-index:12;visibility:visible;mso-width-relative:margin;mso-height-relative:margin" o:gfxdata="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" fillcolor="window" stroked="f" strokeweight=".5pt">
             <v:textbox>
               <w:txbxContent>
                 <w:p>
@@ -1985,8 +1981,8 @@
         <w:rPr>
           <w:noProof/>
         </w:rPr>
-        <w:pict>
-          <v:rect id="Rectangle 8" o:spid="_x0000_s2099" style="position:absolute;margin-left:167pt;margin-top:98.8pt;width:157.75pt;height:22.5pt;z-index:251660288;visibility:visible" o:gfxdata="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">
+        <w:pict w14:anchorId="41EAA2AD">
+          <v:rect id="Rectangle 8" o:spid="_x0000_s2099" style="position:absolute;margin-left:167pt;margin-top:98.8pt;width:157.75pt;height:22.5pt;z-index:13;visibility:visible" o:gfxdata="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">
             <v:textbox>
               <w:txbxContent>
                 <w:p>
@@ -2006,8 +2002,8 @@
         <w:rPr>
           <w:noProof/>
         </w:rPr>
-        <w:pict>
-          <v:shape id="Text Box 7" o:spid="_x0000_s2098" type="#_x0000_t202" style="position:absolute;margin-left:164pt;margin-top:89.7pt;width:57.25pt;height:18pt;z-index:251661312;visibility:visible;mso-width-relative:margin;mso-height-relative:margin" o:gfxdata="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" fillcolor="window" stroked="f" strokeweight=".5pt">
+        <w:pict w14:anchorId="616F9D63">
+          <v:shape id="Text Box 7" o:spid="_x0000_s2098" type="#_x0000_t202" style="position:absolute;margin-left:164pt;margin-top:89.7pt;width:57.25pt;height:18pt;z-index:14;visibility:visible;mso-width-relative:margin;mso-height-relative:margin" o:gfxdata="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" fillcolor="window" stroked="f" strokeweight=".5pt">
             <v:textbox>
               <w:txbxContent>
                 <w:p>
@@ -2034,8 +2030,8 @@
         <w:rPr>
           <w:noProof/>
         </w:rPr>
-        <w:pict>
-          <v:rect id="Rectangle 6" o:spid="_x0000_s2097" style="position:absolute;margin-left:-1.75pt;margin-top:64.2pt;width:138.5pt;height:21pt;z-index:251662336;visibility:visible" o:gfxdata="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">
+        <w:pict w14:anchorId="11F5D74E">
+          <v:rect id="Rectangle 6" o:spid="_x0000_s2097" style="position:absolute;margin-left:-1.75pt;margin-top:64.2pt;width:138.5pt;height:21pt;z-index:15;visibility:visible" o:gfxdata="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">
             <v:textbox>
               <w:txbxContent>
                 <w:p>
@@ -2055,8 +2051,8 @@
         <w:rPr>
           <w:noProof/>
         </w:rPr>
-        <w:pict>
-          <v:shape id="Text Box 5" o:spid="_x0000_s2096" type="#_x0000_t202" style="position:absolute;margin-left:-4.25pt;margin-top:48.9pt;width:96.25pt;height:18pt;z-index:251663360;visibility:visible;mso-width-relative:margin;mso-height-relative:margin" o:gfxdata="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" fillcolor="window" stroked="f" strokeweight=".5pt">
+        <w:pict w14:anchorId="1F5173E0">
+          <v:shape id="Text Box 5" o:spid="_x0000_s2096" type="#_x0000_t202" style="position:absolute;margin-left:-4.25pt;margin-top:48.9pt;width:96.25pt;height:18pt;z-index:16;visibility:visible;mso-width-relative:margin;mso-height-relative:margin" o:gfxdata="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" fillcolor="window" stroked="f" strokeweight=".5pt">
             <v:textbox>
               <w:txbxContent>
                 <w:p>
@@ -2091,8 +2087,8 @@
         <w:rPr>
           <w:noProof/>
         </w:rPr>
-        <w:pict>
-          <v:rect id="Rectangle 4" o:spid="_x0000_s2095" style="position:absolute;margin-left:164.75pt;margin-top:21pt;width:159.25pt;height:23.25pt;z-index:251664384;visibility:visible" o:gfxdata="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">
+        <w:pict w14:anchorId="12D7161E">
+          <v:rect id="Rectangle 4" o:spid="_x0000_s2095" style="position:absolute;margin-left:164.75pt;margin-top:21pt;width:159.25pt;height:23.25pt;z-index:17;visibility:visible" o:gfxdata="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">
             <v:textbox>
               <w:txbxContent>
                 <w:p>
@@ -2112,8 +2108,8 @@
         <w:rPr>
           <w:noProof/>
         </w:rPr>
-        <w:pict>
-          <v:shape id="Text Box 3" o:spid="_x0000_s2094" type="#_x0000_t202" style="position:absolute;margin-left:164.75pt;margin-top:6.15pt;width:89.5pt;height:18pt;z-index:251665408;visibility:visible;mso-width-relative:margin" o:gfxdata="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" fillcolor="window" stroked="f" strokeweight=".5pt">
+        <w:pict w14:anchorId="60784A26">
+          <v:shape id="Text Box 3" o:spid="_x0000_s2094" type="#_x0000_t202" style="position:absolute;margin-left:164.75pt;margin-top:6.15pt;width:89.5pt;height:18pt;z-index:18;visibility:visible;mso-width-relative:margin" o:gfxdata="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" fillcolor="window" stroked="f" strokeweight=".5pt">
             <v:textbox>
               <w:txbxContent>
                 <w:p>
@@ -2235,8 +2231,8 @@
         <w:rPr>
           <w:noProof/>
         </w:rPr>
-        <w:pict>
-          <v:shape id="Text Box 2" o:spid="_x0000_s2093" type="#_x0000_t202" style="position:absolute;margin-left:-.25pt;margin-top:5.45pt;width:92.5pt;height:18.75pt;z-index:251666432;visibility:visible;mso-position-horizontal-relative:margin;mso-width-relative:margin;mso-height-relative:margin" o:gfxdata="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" fillcolor="window" stroked="f" strokeweight=".5pt">
+        <w:pict w14:anchorId="01C17810">
+          <v:shape id="Text Box 2" o:spid="_x0000_s2093" type="#_x0000_t202" style="position:absolute;margin-left:-.25pt;margin-top:5.45pt;width:92.5pt;height:18.75pt;z-index:19;visibility:visible;mso-position-horizontal-relative:margin;mso-width-relative:margin;mso-height-relative:margin" o:gfxdata="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" fillcolor="window" stroked="f" strokeweight=".5pt">
             <v:textbox>
               <w:txbxContent>
                 <w:p>
@@ -2279,8 +2275,8 @@
         <w:rPr>
           <w:noProof/>
         </w:rPr>
-        <w:pict>
-          <v:rect id="Rectangle 1" o:spid="_x0000_s2092" style="position:absolute;margin-left:0;margin-top:.4pt;width:466.75pt;height:22.5pt;z-index:-251649024;visibility:visible;mso-position-horizontal:left;mso-position-horizontal-relative:margin" o:gfxdata="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">
+        <w:pict w14:anchorId="7627B2A2">
+          <v:rect id="Rectangle 1" o:spid="_x0000_s2092" style="position:absolute;margin-left:0;margin-top:.4pt;width:466.75pt;height:22.5pt;z-index:-1;visibility:visible;mso-position-horizontal:left;mso-position-horizontal-relative:margin" o:gfxdata="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">
             <v:textbox>
               <w:txbxContent>
                 <w:p>
@@ -2369,226 +2365,6 @@
         <w:spacing w:line="276" w:lineRule="auto"/>
         <w:rPr>
           <w:rFonts w:cs="Tahoma"/>
-          <w:color w:val="000000"/>
-        </w:rPr>
-      </w:pPr>
-      <w:r>
-        <w:rPr>
-          <w:rFonts w:cs="Calibri"/>
-          <w:b/>
-          <w:bCs/>
-        </w:rPr>
-        <w:t>Michael Olubunmi Asalu</w:t>
-      </w:r>
-      <w:r>
-        <w:rPr>
-          <w:rFonts w:cs="Tahoma"/>
-          <w:b/>
-          <w:color w:val="000000"/>
-        </w:rPr>
-        <w:tab/>
-      </w:r>
-      <w:r>
-        <w:rPr>
-          <w:rFonts w:cs="Tahoma"/>
-          <w:b/>
-          <w:color w:val="000000"/>
-        </w:rPr>
-        <w:tab/>
-      </w:r>
-      <w:r>
-        <w:rPr>
-          <w:rFonts w:cs="Tahoma"/>
-          <w:b/>
-          <w:color w:val="000000"/>
-        </w:rPr>
-        <w:tab/>
-      </w:r>
-      <w:r>
-        <w:rPr>
-          <w:rFonts w:cs="Tahoma"/>
-          <w:b/>
-          <w:color w:val="000000"/>
-        </w:rPr>
-        <w:tab/>
-      </w:r>
-      <w:r>
-        <w:rPr>
-          <w:rFonts w:cs="Tahoma"/>
-          <w:b/>
-          <w:color w:val="000000"/>
-        </w:rPr>
-        <w:tab/>
-      </w:r>
-      <w:r>
-        <w:rPr>
-          <w:rFonts w:cs="Tahoma"/>
-          <w:b/>
-          <w:color w:val="000000"/>
-        </w:rPr>
-        <w:tab/>
-        <w:t>____________________</w:t>
-      </w:r>
-    </w:p>
-    <w:p>
-      <w:pPr>
-        <w:tabs>
-          <w:tab w:val="left" w:pos="1134"/>
-          <w:tab w:val="left" w:pos="1418"/>
-        </w:tabs>
-        <w:spacing w:line="276" w:lineRule="auto"/>
-        <w:rPr>
-          <w:rFonts w:cs="Tahoma"/>
-          <w:b/>
-          <w:color w:val="000000"/>
-        </w:rPr>
-      </w:pPr>
-      <w:r>
-        <w:rPr>
-          <w:rFonts w:cs="Calibri"/>
-          <w:bCs/>
-        </w:rPr>
-        <w:t>Group Head, General Services</w:t>
-      </w:r>
-    </w:p>
-    <w:p>
-      <w:pPr>
-        <w:tabs>
-          <w:tab w:val="left" w:pos="1134"/>
-          <w:tab w:val="left" w:pos="1418"/>
-        </w:tabs>
-        <w:spacing w:line="276" w:lineRule="auto"/>
-        <w:rPr>
-          <w:rFonts w:cs="Tahoma"/>
-          <w:b/>
-          <w:color w:val="000000"/>
-        </w:rPr>
-      </w:pPr>
-    </w:p>
-    <w:p>
-      <w:pPr>
-        <w:tabs>
-          <w:tab w:val="left" w:pos="1134"/>
-          <w:tab w:val="left" w:pos="1418"/>
-        </w:tabs>
-        <w:spacing w:line="276" w:lineRule="auto"/>
-        <w:rPr>
-          <w:rFonts w:cs="Tahoma"/>
-          <w:color w:val="000000"/>
-        </w:rPr>
-      </w:pPr>
-      <w:r>
-        <w:rPr>
-          <w:rFonts w:cs="Calibri"/>
-          <w:b/>
-          <w:bCs/>
-        </w:rPr>
-        <w:t>John Odey</w:t>
-      </w:r>
-      <w:r>
-        <w:rPr>
-          <w:rFonts w:cs="Calibri"/>
-          <w:b/>
-          <w:bCs/>
-        </w:rPr>
-        <w:tab/>
-      </w:r>
-      <w:r>
-        <w:rPr>
-          <w:rFonts w:cs="Calibri"/>
-          <w:b/>
-          <w:bCs/>
-        </w:rPr>
-        <w:tab/>
-      </w:r>
-      <w:r>
-        <w:rPr>
-          <w:rFonts w:cs="Calibri"/>
-          <w:b/>
-          <w:bCs/>
-        </w:rPr>
-        <w:tab/>
-      </w:r>
-      <w:r>
-        <w:rPr>
-          <w:rFonts w:cs="Calibri"/>
-          <w:b/>
-          <w:bCs/>
-        </w:rPr>
-        <w:tab/>
-      </w:r>
-      <w:r>
-        <w:rPr>
-          <w:rFonts w:cs="Tahoma"/>
-          <w:b/>
-          <w:color w:val="000000"/>
-        </w:rPr>
-        <w:tab/>
-      </w:r>
-      <w:r>
-        <w:rPr>
-          <w:rFonts w:cs="Tahoma"/>
-          <w:b/>
-          <w:color w:val="000000"/>
-        </w:rPr>
-        <w:tab/>
-      </w:r>
-      <w:r>
-        <w:rPr>
-          <w:rFonts w:cs="Tahoma"/>
-          <w:b/>
-          <w:color w:val="000000"/>
-        </w:rPr>
-        <w:tab/>
-      </w:r>
-      <w:r>
-        <w:rPr>
-          <w:rFonts w:cs="Tahoma"/>
-          <w:b/>
-          <w:color w:val="000000"/>
-        </w:rPr>
-        <w:tab/>
-      </w:r>
-      <w:r>
-        <w:rPr>
-          <w:rFonts w:cs="Tahoma"/>
-          <w:b/>
-          <w:color w:val="000000"/>
-        </w:rPr>
-        <w:tab/>
-        <w:t>____________________</w:t>
-      </w:r>
-    </w:p>
-    <w:p>
-      <w:pPr>
-        <w:tabs>
-          <w:tab w:val="left" w:pos="1134"/>
-          <w:tab w:val="left" w:pos="1418"/>
-        </w:tabs>
-        <w:spacing w:line="276" w:lineRule="auto"/>
-        <w:rPr>
-          <w:rFonts w:cs="Tahoma"/>
-          <w:b/>
-          <w:color w:val="000000"/>
-        </w:rPr>
-      </w:pPr>
-      <w:r>
-        <w:rPr>
-          <w:rFonts w:cs="Calibri"/>
-          <w:bCs/>
-        </w:rPr>
-        <w:t>Executive Director, General Services</w:t>
-      </w:r>
-    </w:p>
-    <w:p>
-      <w:pPr>
-        <w:tabs>
-          <w:tab w:val="left" w:pos="1134"/>
-          <w:tab w:val="left" w:pos="1418"/>
-        </w:tabs>
-        <w:spacing w:line="276" w:lineRule="auto"/>
-        <w:rPr>
-          <w:rFonts w:cs="Tahoma"/>
           <w:b/>
           <w:color w:val="000000"/>
         </w:rPr>
@@ -2768,7 +2544,7 @@
 </file>
 
 <file path=word/endnotes.xml><?xml version="1.0" encoding="utf-8"?>
-<w:endnotes xmlns:wpc="http://schemas.microsoft.com/office/word/2010/wordprocessingCanvas" xmlns:cx="http://schemas.microsoft.com/office/drawing/2014/chartex" xmlns:cx1="http://schemas.microsoft.com/office/drawing/2015/9/8/chartex" xmlns:cx2="http://schemas.microsoft.com/office/drawing/2015/10/21/chartex" xmlns:cx3="http://schemas.microsoft.com/office/drawing/2016/5/9/chartex" xmlns:cx4="http://schemas.microsoft.com/office/drawing/2016/5/10/chartex" xmlns:cx5="http://schemas.microsoft.com/office/drawing/2016/5/11/chartex" xmlns:cx6="http://schemas.microsoft.com/office/drawing/2016/5/12/chartex" xmlns:cx7="http://schemas.microsoft.com/office/drawing/2016/5/13/chartex" xmlns:cx8="http://schemas.microsoft.com/office/drawing/2016/5/14/chartex" xmlns:mc="http://schemas.openxmlformats.org/markup-compatibility/2006" xmlns:aink="http://schemas.microsoft.com/office/drawing/2016/ink" xmlns:am3d="http://schemas.microsoft.com/office/drawing/2017/model3d" xmlns:o="urn:schemas-microsoft-com:office:office" xmlns:r="http://schemas.openxmlformats.org/officeDocument/2006/relationships" xmlns:m="http://schemas.openxmlformats.org/officeDocument/2006/math" xmlns:v="urn:schemas-microsoft-com:vml" xmlns:wp14="http://schemas.microsoft.com/office/word/2010/wordprocessingDrawing" xmlns:wp="http://schemas.openxmlformats.org/drawingml/2006/wordprocessingDrawing" xmlns:w10="urn:schemas-microsoft-com:office:word" xmlns:w="http://schemas.openxmlformats.org/wordprocessingml/2006/main" xmlns:w14="http://schemas.microsoft.com/office/word/2010/wordml" xmlns:w15="http://schemas.microsoft.com/office/word/2012/wordml" xmlns:w16cex="http://schemas.microsoft.com/office/word/2018/wordml/cex" xmlns:w16cid="http://schemas.microsoft.com/office/word/2016/wordml/cid" xmlns:w16="http://schemas.microsoft.com/office/word/2018/wordml" xmlns:w16sdtdh="http://schemas.microsoft.com/office/word/2020/wordml/sdtdatahash" xmlns:w16se="http://schemas.microsoft.com/office/word/2015/wordml/symex" xmlns:wpg="http://schemas.microsoft.com/office/word/2010/wordprocessingGroup" xmlns:wpi="http://schemas.microsoft.com/office/word/2010/wordprocessingInk" xmlns:wne="http://schemas.microsoft.com/office/word/2006/wordml" xmlns:wps="http://schemas.microsoft.com/office/word/2010/wordprocessingShape" mc:Ignorable="w14 w15 w16se w16cid w16 w16cex w16sdtdh wp14">
+<w:endnotes xmlns:wpc="http://schemas.microsoft.com/office/word/2010/wordprocessingCanvas" xmlns:cx="http://schemas.microsoft.com/office/drawing/2014/chartex" xmlns:cx1="http://schemas.microsoft.com/office/drawing/2015/9/8/chartex" xmlns:cx2="http://schemas.microsoft.com/office/drawing/2015/10/21/chartex" xmlns:cx3="http://schemas.microsoft.com/office/drawing/2016/5/9/chartex" xmlns:cx4="http://schemas.microsoft.com/office/drawing/2016/5/10/chartex" xmlns:cx5="http://schemas.microsoft.com/office/drawing/2016/5/11/chartex" xmlns:cx6="http://schemas.microsoft.com/office/drawing/2016/5/12/chartex" xmlns:cx7="http://schemas.microsoft.com/office/drawing/2016/5/13/chartex" xmlns:cx8="http://schemas.microsoft.com/office/drawing/2016/5/14/chartex" xmlns:mc="http://schemas.openxmlformats.org/markup-compatibility/2006" xmlns:aink="http://schemas.microsoft.com/office/drawing/2016/ink" xmlns:am3d="http://schemas.microsoft.com/office/drawing/2017/model3d" xmlns:o="urn:schemas-microsoft-com:office:office" xmlns:oel="http://schemas.microsoft.com/office/2019/extlst" xmlns:r="http://schemas.openxmlformats.org/officeDocument/2006/relationships" xmlns:m="http://schemas.openxmlformats.org/officeDocument/2006/math" xmlns:v="urn:schemas-microsoft-com:vml" xmlns:wp14="http://schemas.microsoft.com/office/word/2010/wordprocessingDrawing" xmlns:wp="http://schemas.openxmlformats.org/drawingml/2006/wordprocessingDrawing" xmlns:w10="urn:schemas-microsoft-com:office:word" xmlns:w="http://schemas.openxmlformats.org/wordprocessingml/2006/main" xmlns:w14="http://schemas.microsoft.com/office/word/2010/wordml" xmlns:w15="http://schemas.microsoft.com/office/word/2012/wordml" xmlns:w16cex="http://schemas.microsoft.com/office/word/2018/wordml/cex" xmlns:w16cid="http://schemas.microsoft.com/office/word/2016/wordml/cid" xmlns:w16="http://schemas.microsoft.com/office/word/2018/wordml" xmlns:w16du="http://schemas.microsoft.com/office/word/2023/wordml/word16du" xmlns:w16sdtdh="http://schemas.microsoft.com/office/word/2020/wordml/sdtdatahash" xmlns:w16sdtfl="http://schemas.microsoft.com/office/word/2024/wordml/sdtformatlock" xmlns:w16se="http://schemas.microsoft.com/office/word/2015/wordml/symex" xmlns:wpg="http://schemas.microsoft.com/office/word/2010/wordprocessingGroup" xmlns:wpi="http://schemas.microsoft.com/office/word/2010/wordprocessingInk" xmlns:wne="http://schemas.microsoft.com/office/word/2006/wordml" xmlns:wps="http://schemas.microsoft.com/office/word/2010/wordprocessingShape" mc:Ignorable="w14 w15 w16se w16cid w16 w16cex w16sdtdh w16sdtfl w16du wp14">
   <w:endnote w:type="separator" w:id="-1">
     <w:p>
       <w:r>
@@ -2787,7 +2563,7 @@
 </file>
 
 <file path=word/footnotes.xml><?xml version="1.0" encoding="utf-8"?>
-<w:footnotes xmlns:wpc="http://schemas.microsoft.com/office/word/2010/wordprocessingCanvas" xmlns:cx="http://schemas.microsoft.com/office/drawing/2014/chartex" xmlns:cx1="http://schemas.microsoft.com/office/drawing/2015/9/8/chartex" xmlns:cx2="http://schemas.microsoft.com/office/drawing/2015/10/21/chartex" xmlns:cx3="http://schemas.microsoft.com/office/drawing/2016/5/9/chartex" xmlns:cx4="http://schemas.microsoft.com/office/drawing/2016/5/10/chartex" xmlns:cx5="http://schemas.microsoft.com/office/drawing/2016/5/11/chartex" xmlns:cx6="http://schemas.microsoft.com/office/drawing/2016/5/12/chartex" xmlns:cx7="http://schemas.microsoft.com/office/drawing/2016/5/13/chartex" xmlns:cx8="http://schemas.microsoft.com/office/drawing/2016/5/14/chartex" xmlns:mc="http://schemas.openxmlformats.org/markup-compatibility/2006" xmlns:aink="http://schemas.microsoft.com/office/drawing/2016/ink" xmlns:am3d="http://schemas.microsoft.com/office/drawing/2017/model3d" xmlns:o="urn:schemas-microsoft-com:office:office" xmlns:r="http://schemas.openxmlformats.org/officeDocument/2006/relationships" xmlns:m="http://schemas.openxmlformats.org/officeDocument/2006/math" xmlns:v="urn:schemas-microsoft-com:vml" xmlns:wp14="http://schemas.microsoft.com/office/word/2010/wordprocessingDrawing" xmlns:wp="http://schemas.openxmlformats.org/drawingml/2006/wordprocessingDrawing" xmlns:w10="urn:schemas-microsoft-com:office:word" xmlns:w="http://schemas.openxmlformats.org/wordprocessingml/2006/main" xmlns:w14="http://schemas.microsoft.com/office/word/2010/wordml" xmlns:w15="http://schemas.microsoft.com/office/word/2012/wordml" xmlns:w16cex="http://schemas.microsoft.com/office/word/2018/wordml/cex" xmlns:w16cid="http://schemas.microsoft.com/office/word/2016/wordml/cid" xmlns:w16="http://schemas.microsoft.com/office/word/2018/wordml" xmlns:w16sdtdh="http://schemas.microsoft.com/office/word/2020/wordml/sdtdatahash" xmlns:w16se="http://schemas.microsoft.com/office/word/2015/wordml/symex" xmlns:wpg="http://schemas.microsoft.com/office/word/2010/wordprocessingGroup" xmlns:wpi="http://schemas.microsoft.com/office/word/2010/wordprocessingInk" xmlns:wne="http://schemas.microsoft.com/office/word/2006/wordml" xmlns:wps="http://schemas.microsoft.com/office/word/2010/wordprocessingShape" mc:Ignorable="w14 w15 w16se w16cid w16 w16cex w16sdtdh wp14">
+<w:footnotes xmlns:wpc="http://schemas.microsoft.com/office/word/2010/wordprocessingCanvas" xmlns:cx="http://schemas.microsoft.com/office/drawing/2014/chartex" xmlns:cx1="http://schemas.microsoft.com/office/drawing/2015/9/8/chartex" xmlns:cx2="http://schemas.microsoft.com/office/drawing/2015/10/21/chartex" xmlns:cx3="http://schemas.microsoft.com/office/drawing/2016/5/9/chartex" xmlns:cx4="http://schemas.microsoft.com/office/drawing/2016/5/10/chartex" xmlns:cx5="http://schemas.microsoft.com/office/drawing/2016/5/11/chartex" xmlns:cx6="http://schemas.microsoft.com/office/drawing/2016/5/12/chartex" xmlns:cx7="http://schemas.microsoft.com/office/drawing/2016/5/13/chartex" xmlns:cx8="http://schemas.microsoft.com/office/drawing/2016/5/14/chartex" xmlns:mc="http://schemas.openxmlformats.org/markup-compatibility/2006" xmlns:aink="http://schemas.microsoft.com/office/drawing/2016/ink" xmlns:am3d="http://schemas.microsoft.com/office/drawing/2017/model3d" xmlns:o="urn:schemas-microsoft-com:office:office" xmlns:oel="http://schemas.microsoft.com/office/2019/extlst" xmlns:r="http://schemas.openxmlformats.org/officeDocument/2006/relationships" xmlns:m="http://schemas.openxmlformats.org/officeDocument/2006/math" xmlns:v="urn:schemas-microsoft-com:vml" xmlns:wp14="http://schemas.microsoft.com/office/word/2010/wordprocessingDrawing" xmlns:wp="http://schemas.openxmlformats.org/drawingml/2006/wordprocessingDrawing" xmlns:w10="urn:schemas-microsoft-com:office:word" xmlns:w="http://schemas.openxmlformats.org/wordprocessingml/2006/main" xmlns:w14="http://schemas.microsoft.com/office/word/2010/wordml" xmlns:w15="http://schemas.microsoft.com/office/word/2012/wordml" xmlns:w16cex="http://schemas.microsoft.com/office/word/2018/wordml/cex" xmlns:w16cid="http://schemas.microsoft.com/office/word/2016/wordml/cid" xmlns:w16="http://schemas.microsoft.com/office/word/2018/wordml" xmlns:w16du="http://schemas.microsoft.com/office/word/2023/wordml/word16du" xmlns:w16sdtdh="http://schemas.microsoft.com/office/word/2020/wordml/sdtdatahash" xmlns:w16sdtfl="http://schemas.microsoft.com/office/word/2024/wordml/sdtformatlock" xmlns:w16se="http://schemas.microsoft.com/office/word/2015/wordml/symex" xmlns:wpg="http://schemas.microsoft.com/office/word/2010/wordprocessingGroup" xmlns:wpi="http://schemas.microsoft.com/office/word/2010/wordprocessingInk" xmlns:wne="http://schemas.microsoft.com/office/word/2006/wordml" xmlns:wps="http://schemas.microsoft.com/office/word/2010/wordprocessingShape" mc:Ignorable="w14 w15 w16se w16cid w16 w16cex w16sdtdh w16sdtfl w16du wp14">
   <w:footnote w:type="separator" w:id="-1">
     <w:p>
       <w:r>
@@ -2806,7 +2582,7 @@
 </file>
 
 <file path=word/header1.xml><?xml version="1.0" encoding="utf-8"?>
-<w:hdr xmlns:wpc="http://schemas.microsoft.com/office/word/2010/wordprocessingCanvas" xmlns:cx="http://schemas.microsoft.com/office/drawing/2014/chartex" xmlns:cx1="http://schemas.microsoft.com/office/drawing/2015/9/8/chartex" xmlns:cx2="http://schemas.microsoft.com/office/drawing/2015/10/21/chartex" xmlns:cx3="http://schemas.microsoft.com/office/drawing/2016/5/9/chartex" xmlns:cx4="http://schemas.microsoft.com/office/drawing/2016/5/10/chartex" xmlns:cx5="http://schemas.microsoft.com/office/drawing/2016/5/11/chartex" xmlns:cx6="http://schemas.microsoft.com/office/drawing/2016/5/12/chartex" xmlns:cx7="http://schemas.microsoft.com/office/drawing/2016/5/13/chartex" xmlns:cx8="http://schemas.microsoft.com/office/drawing/2016/5/14/chartex" xmlns:mc="http://schemas.openxmlformats.org/markup-compatibility/2006" xmlns:aink="http://schemas.microsoft.com/office/drawing/2016/ink" xmlns:am3d="http://schemas.microsoft.com/office/drawing/2017/model3d" xmlns:o="urn:schemas-microsoft-com:office:office" xmlns:r="http://schemas.openxmlformats.org/officeDocument/2006/relationships" xmlns:m="http://schemas.openxmlformats.org/officeDocument/2006/math" xmlns:v="urn:schemas-microsoft-com:vml" xmlns:wp14="http://schemas.microsoft.com/office/word/2010/wordprocessingDrawing" xmlns:wp="http://schemas.openxmlformats.org/drawingml/2006/wordprocessingDrawing" xmlns:w10="urn:schemas-microsoft-com:office:word" xmlns:w="http://schemas.openxmlformats.org/wordprocessingml/2006/main" xmlns:w14="http://schemas.microsoft.com/office/word/2010/wordml" xmlns:w15="http://schemas.microsoft.com/office/word/2012/wordml" xmlns:w16cex="http://schemas.microsoft.com/office/word/2018/wordml/cex" xmlns:w16cid="http://schemas.microsoft.com/office/word/2016/wordml/cid" xmlns:w16="http://schemas.microsoft.com/office/word/2018/wordml" xmlns:w16sdtdh="http://schemas.microsoft.com/office/word/2020/wordml/sdtdatahash" xmlns:w16se="http://schemas.microsoft.com/office/word/2015/wordml/symex" xmlns:wpg="http://schemas.microsoft.com/office/word/2010/wordprocessingGroup" xmlns:wpi="http://schemas.microsoft.com/office/word/2010/wordprocessingInk" xmlns:wne="http://schemas.microsoft.com/office/word/2006/wordml" xmlns:wps="http://schemas.microsoft.com/office/word/2010/wordprocessingShape" mc:Ignorable="w14 w15 w16se w16cid w16 w16cex w16sdtdh wp14">
+<w:hdr xmlns:wpc="http://schemas.microsoft.com/office/word/2010/wordprocessingCanvas" xmlns:cx="http://schemas.microsoft.com/office/drawing/2014/chartex" xmlns:cx1="http://schemas.microsoft.com/office/drawing/2015/9/8/chartex" xmlns:cx2="http://schemas.microsoft.com/office/drawing/2015/10/21/chartex" xmlns:cx3="http://schemas.microsoft.com/office/drawing/2016/5/9/chartex" xmlns:cx4="http://schemas.microsoft.com/office/drawing/2016/5/10/chartex" xmlns:cx5="http://schemas.microsoft.com/office/drawing/2016/5/11/chartex" xmlns:cx6="http://schemas.microsoft.com/office/drawing/2016/5/12/chartex" xmlns:cx7="http://schemas.microsoft.com/office/drawing/2016/5/13/chartex" xmlns:cx8="http://schemas.microsoft.com/office/drawing/2016/5/14/chartex" xmlns:mc="http://schemas.openxmlformats.org/markup-compatibility/2006" xmlns:aink="http://schemas.microsoft.com/office/drawing/2016/ink" xmlns:am3d="http://schemas.microsoft.com/office/drawing/2017/model3d" xmlns:o="urn:schemas-microsoft-com:office:office" xmlns:oel="http://schemas.microsoft.com/office/2019/extlst" xmlns:r="http://schemas.openxmlformats.org/officeDocument/2006/relationships" xmlns:m="http://schemas.openxmlformats.org/officeDocument/2006/math" xmlns:v="urn:schemas-microsoft-com:vml" xmlns:wp14="http://schemas.microsoft.com/office/word/2010/wordprocessingDrawing" xmlns:wp="http://schemas.openxmlformats.org/drawingml/2006/wordprocessingDrawing" xmlns:w10="urn:schemas-microsoft-com:office:word" xmlns:w="http://schemas.openxmlformats.org/wordprocessingml/2006/main" xmlns:w14="http://schemas.microsoft.com/office/word/2010/wordml" xmlns:w15="http://schemas.microsoft.com/office/word/2012/wordml" xmlns:w16cex="http://schemas.microsoft.com/office/word/2018/wordml/cex" xmlns:w16cid="http://schemas.microsoft.com/office/word/2016/wordml/cid" xmlns:w16="http://schemas.microsoft.com/office/word/2018/wordml" xmlns:w16du="http://schemas.microsoft.com/office/word/2023/wordml/word16du" xmlns:w16sdtdh="http://schemas.microsoft.com/office/word/2020/wordml/sdtdatahash" xmlns:w16sdtfl="http://schemas.microsoft.com/office/word/2024/wordml/sdtformatlock" xmlns:w16se="http://schemas.microsoft.com/office/word/2015/wordml/symex" xmlns:wpg="http://schemas.microsoft.com/office/word/2010/wordprocessingGroup" xmlns:wpi="http://schemas.microsoft.com/office/word/2010/wordprocessingInk" xmlns:wne="http://schemas.microsoft.com/office/word/2006/wordml" xmlns:wps="http://schemas.microsoft.com/office/word/2010/wordprocessingShape" mc:Ignorable="w14 w15 w16se w16cid w16 w16cex w16sdtdh w16sdtfl w16du wp14">
   <w:p>
     <w:pPr>
       <w:pStyle w:val="Header"/>
@@ -2828,12 +2604,12 @@
       <w:rPr>
         <w:noProof/>
       </w:rPr>
-      <w:pict>
+      <w:pict w14:anchorId="2B14ED3A">
         <v:shapetype id="_x0000_t202" coordsize="21600,21600" o:spt="202" path="m,l,21600r21600,l21600,xe">
           <v:stroke joinstyle="miter"/>
           <v:path gradientshapeok="t" o:connecttype="rect"/>
         </v:shapetype>
-        <v:shape id="Text Box 16" o:spid="_x0000_s1026" type="#_x0000_t202" style="position:absolute;margin-left:-48.65pt;margin-top:74.85pt;width:595.7pt;height:19.5pt;z-index:251658240;visibility:visible" o:gfxdata="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" fillcolor="#f2f2f2" stroked="f">
+        <v:shape id="Text Box 16" o:spid="_x0000_s1026" type="#_x0000_t202" style="position:absolute;margin-left:-48.65pt;margin-top:74.85pt;width:595.7pt;height:19.5pt;z-index:2;visibility:visible" o:gfxdata="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" fillcolor="#f2f2f2" stroked="f">
           <v:textbox style="mso-next-textbox:#Text Box 16">
             <w:txbxContent>
               <w:p>
@@ -2861,8 +2637,8 @@
       <w:rPr>
         <w:noProof/>
       </w:rPr>
-      <w:pict>
-        <v:shape id="Text Box 15" o:spid="_x0000_s1025" type="#_x0000_t202" style="position:absolute;margin-left:368.75pt;margin-top:20.5pt;width:149.25pt;height:19.5pt;z-index:251657216;visibility:visible" o:gfxdata="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" stroked="f">
+      <w:pict w14:anchorId="5CDD8663">
+        <v:shape id="Text Box 15" o:spid="_x0000_s1025" type="#_x0000_t202" style="position:absolute;margin-left:368.75pt;margin-top:20.5pt;width:149.25pt;height:19.5pt;z-index:1;visibility:visible" o:gfxdata="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" stroked="f">
           <v:textbox style="mso-next-textbox:#Text Box 15">
             <w:txbxContent>
               <w:p>
@@ -2890,7 +2666,7 @@
       <w:rPr>
         <w:noProof/>
       </w:rPr>
-      <w:pict>
+      <w:pict w14:anchorId="39796646">
         <v:shapetype id="_x0000_t75" coordsize="21600,21600" o:spt="75" o:preferrelative="t" path="m@4@5l@4@11@9@11@9@5xe" filled="f" stroked="f">
           <v:stroke joinstyle="miter"/>
           <v:formulas>
@@ -2920,7 +2696,7 @@
 </file>
 
 <file path=word/numbering.xml><?xml version="1.0" encoding="utf-8"?>
-<w:numbering xmlns:wpc="http://schemas.microsoft.com/office/word/2010/wordprocessingCanvas" xmlns:cx="http://schemas.microsoft.com/office/drawing/2014/chartex" xmlns:cx1="http://schemas.microsoft.com/office/drawing/2015/9/8/chartex" xmlns:cx2="http://schemas.microsoft.com/office/drawing/2015/10/21/chartex" xmlns:cx3="http://schemas.microsoft.com/office/drawing/2016/5/9/chartex" xmlns:cx4="http://schemas.microsoft.com/office/drawing/2016/5/10/chartex" xmlns:cx5="http://schemas.microsoft.com/office/drawing/2016/5/11/chartex" xmlns:cx6="http://schemas.microsoft.com/office/drawing/2016/5/12/chartex" xmlns:cx7="http://schemas.microsoft.com/office/drawing/2016/5/13/chartex" xmlns:cx8="http://schemas.microsoft.com/office/drawing/2016/5/14/chartex" xmlns:mc="http://schemas.openxmlformats.org/markup-compatibility/2006" xmlns:aink="http://schemas.microsoft.com/office/drawing/2016/ink" xmlns:am3d="http://schemas.microsoft.com/office/drawing/2017/model3d" xmlns:o="urn:schemas-microsoft-com:office:office" xmlns:r="http://schemas.openxmlformats.org/officeDocument/2006/relationships" xmlns:m="http://schemas.openxmlformats.org/officeDocument/2006/math" xmlns:v="urn:schemas-microsoft-com:vml" xmlns:wp14="http://schemas.microsoft.com/office/word/2010/wordprocessingDrawing" xmlns:wp="http://schemas.openxmlformats.org/drawingml/2006/wordprocessingDrawing" xmlns:w10="urn:schemas-microsoft-com:office:word" xmlns:w="http://schemas.openxmlformats.org/wordprocessingml/2006/main" xmlns:w14="http://schemas.microsoft.com/office/word/2010/wordml" xmlns:w15="http://schemas.microsoft.com/office/word/2012/wordml" xmlns:w16cex="http://schemas.microsoft.com/office/word/2018/wordml/cex" xmlns:w16cid="http://schemas.microsoft.com/office/word/2016/wordml/cid" xmlns:w16="http://schemas.microsoft.com/office/word/2018/wordml" xmlns:w16sdtdh="http://schemas.microsoft.com/office/word/2020/wordml/sdtdatahash" xmlns:w16se="http://schemas.microsoft.com/office/word/2015/wordml/symex" xmlns:wpg="http://schemas.microsoft.com/office/word/2010/wordprocessingGroup" xmlns:wpi="http://schemas.microsoft.com/office/word/2010/wordprocessingInk" xmlns:wne="http://schemas.microsoft.com/office/word/2006/wordml" xmlns:wps="http://schemas.microsoft.com/office/word/2010/wordprocessingShape" mc:Ignorable="w14 w15 w16se w16cid w16 w16cex w16sdtdh wp14">
+<w:numbering xmlns:wpc="http://schemas.microsoft.com/office/word/2010/wordprocessingCanvas" xmlns:cx="http://schemas.microsoft.com/office/drawing/2014/chartex" xmlns:cx1="http://schemas.microsoft.com/office/drawing/2015/9/8/chartex" xmlns:cx2="http://schemas.microsoft.com/office/drawing/2015/10/21/chartex" xmlns:cx3="http://schemas.microsoft.com/office/drawing/2016/5/9/chartex" xmlns:cx4="http://schemas.microsoft.com/office/drawing/2016/5/10/chartex" xmlns:cx5="http://schemas.microsoft.com/office/drawing/2016/5/11/chartex" xmlns:cx6="http://schemas.microsoft.com/office/drawing/2016/5/12/chartex" xmlns:cx7="http://schemas.microsoft.com/office/drawing/2016/5/13/chartex" xmlns:cx8="http://schemas.microsoft.com/office/drawing/2016/5/14/chartex" xmlns:mc="http://schemas.openxmlformats.org/markup-compatibility/2006" xmlns:aink="http://schemas.microsoft.com/office/drawing/2016/ink" xmlns:am3d="http://schemas.microsoft.com/office/drawing/2017/model3d" xmlns:o="urn:schemas-microsoft-com:office:office" xmlns:oel="http://schemas.microsoft.com/office/2019/extlst" xmlns:r="http://schemas.openxmlformats.org/officeDocument/2006/relationships" xmlns:m="http://schemas.openxmlformats.org/officeDocument/2006/math" xmlns:v="urn:schemas-microsoft-com:vml" xmlns:wp14="http://schemas.microsoft.com/office/word/2010/wordprocessingDrawing" xmlns:wp="http://schemas.openxmlformats.org/drawingml/2006/wordprocessingDrawing" xmlns:w10="urn:schemas-microsoft-com:office:word" xmlns:w="http://schemas.openxmlformats.org/wordprocessingml/2006/main" xmlns:w14="http://schemas.microsoft.com/office/word/2010/wordml" xmlns:w15="http://schemas.microsoft.com/office/word/2012/wordml" xmlns:w16cex="http://schemas.microsoft.com/office/word/2018/wordml/cex" xmlns:w16cid="http://schemas.microsoft.com/office/word/2016/wordml/cid" xmlns:w16="http://schemas.microsoft.com/office/word/2018/wordml" xmlns:w16du="http://schemas.microsoft.com/office/word/2023/wordml/word16du" xmlns:w16sdtdh="http://schemas.microsoft.com/office/word/2020/wordml/sdtdatahash" xmlns:w16sdtfl="http://schemas.microsoft.com/office/word/2024/wordml/sdtformatlock" xmlns:w16se="http://schemas.microsoft.com/office/word/2015/wordml/symex" xmlns:wpg="http://schemas.microsoft.com/office/word/2010/wordprocessingGroup" xmlns:wpi="http://schemas.microsoft.com/office/word/2010/wordprocessingInk" xmlns:wne="http://schemas.microsoft.com/office/word/2006/wordml" xmlns:wps="http://schemas.microsoft.com/office/word/2010/wordprocessingShape" mc:Ignorable="w14 w15 w16se w16cid w16 w16cex w16sdtdh w16sdtfl w16du wp14">
   <w:abstractNum w:abstractNumId="0" w15:restartNumberingAfterBreak="0">
     <w:nsid w:val="07D51602"/>
     <w:multiLevelType w:val="hybridMultilevel"/>
@@ -4782,62 +4558,62 @@
       </w:rPr>
     </w:lvl>
   </w:abstractNum>
-  <w:num w:numId="1">
+  <w:num w:numId="1" w16cid:durableId="2110272341">
     <w:abstractNumId w:val="15"/>
   </w:num>
-  <w:num w:numId="2">
+  <w:num w:numId="2" w16cid:durableId="1194148116">
     <w:abstractNumId w:val="10"/>
   </w:num>
-  <w:num w:numId="3">
+  <w:num w:numId="3" w16cid:durableId="454065397">
     <w:abstractNumId w:val="0"/>
   </w:num>
-  <w:num w:numId="4">
+  <w:num w:numId="4" w16cid:durableId="1272711304">
     <w:abstractNumId w:val="3"/>
   </w:num>
-  <w:num w:numId="5">
+  <w:num w:numId="5" w16cid:durableId="669409705">
     <w:abstractNumId w:val="13"/>
   </w:num>
-  <w:num w:numId="6">
+  <w:num w:numId="6" w16cid:durableId="525143206">
     <w:abstractNumId w:val="5"/>
   </w:num>
-  <w:num w:numId="7">
+  <w:num w:numId="7" w16cid:durableId="1319725320">
     <w:abstractNumId w:val="12"/>
   </w:num>
-  <w:num w:numId="8">
+  <w:num w:numId="8" w16cid:durableId="1696342199">
     <w:abstractNumId w:val="11"/>
   </w:num>
-  <w:num w:numId="9">
+  <w:num w:numId="9" w16cid:durableId="1761902061">
     <w:abstractNumId w:val="16"/>
   </w:num>
-  <w:num w:numId="10">
+  <w:num w:numId="10" w16cid:durableId="2104841779">
     <w:abstractNumId w:val="2"/>
   </w:num>
-  <w:num w:numId="11">
+  <w:num w:numId="11" w16cid:durableId="917784182">
     <w:abstractNumId w:val="8"/>
   </w:num>
-  <w:num w:numId="12">
+  <w:num w:numId="12" w16cid:durableId="1228802233">
     <w:abstractNumId w:val="1"/>
   </w:num>
-  <w:num w:numId="13">
+  <w:num w:numId="13" w16cid:durableId="1730957806">
     <w:abstractNumId w:val="9"/>
   </w:num>
-  <w:num w:numId="14">
+  <w:num w:numId="14" w16cid:durableId="1306817603">
     <w:abstractNumId w:val="14"/>
   </w:num>
-  <w:num w:numId="15">
+  <w:num w:numId="15" w16cid:durableId="1336686274">
     <w:abstractNumId w:val="7"/>
   </w:num>
-  <w:num w:numId="16">
+  <w:num w:numId="16" w16cid:durableId="929197008">
     <w:abstractNumId w:val="6"/>
   </w:num>
-  <w:num w:numId="17">
+  <w:num w:numId="17" w16cid:durableId="1092042362">
     <w:abstractNumId w:val="4"/>
   </w:num>
 </w:numbering>
 </file>
 
 <file path=word/styles.xml><?xml version="1.0" encoding="utf-8"?>
-<w:styles xmlns:mc="http://schemas.openxmlformats.org/markup-compatibility/2006" xmlns:r="http://schemas.openxmlformats.org/officeDocument/2006/relationships" xmlns:w="http://schemas.openxmlformats.org/wordprocessingml/2006/main" xmlns:w14="http://schemas.microsoft.com/office/word/2010/wordml" xmlns:w15="http://schemas.microsoft.com/office/word/2012/wordml" xmlns:w16cex="http://schemas.microsoft.com/office/word/2018/wordml/cex" xmlns:w16cid="http://schemas.microsoft.com/office/word/2016/wordml/cid" xmlns:w16="http://schemas.microsoft.com/office/word/2018/wordml" xmlns:w16sdtdh="http://schemas.microsoft.com/office/word/2020/wordml/sdtdatahash" xmlns:w16se="http://schemas.microsoft.com/office/word/2015/wordml/symex" mc:Ignorable="w14 w15 w16se w16cid w16 w16cex w16sdtdh">
+<w:styles xmlns:mc="http://schemas.openxmlformats.org/markup-compatibility/2006" xmlns:r="http://schemas.openxmlformats.org/officeDocument/2006/relationships" xmlns:w="http://schemas.openxmlformats.org/wordprocessingml/2006/main" xmlns:w14="http://schemas.microsoft.com/office/word/2010/wordml" xmlns:w15="http://schemas.microsoft.com/office/word/2012/wordml" xmlns:w16cex="http://schemas.microsoft.com/office/word/2018/wordml/cex" xmlns:w16cid="http://schemas.microsoft.com/office/word/2016/wordml/cid" xmlns:w16="http://schemas.microsoft.com/office/word/2018/wordml" xmlns:w16du="http://schemas.microsoft.com/office/word/2023/wordml/word16du" xmlns:w16sdtdh="http://schemas.microsoft.com/office/word/2020/wordml/sdtdatahash" xmlns:w16sdtfl="http://schemas.microsoft.com/office/word/2024/wordml/sdtformatlock" xmlns:w16se="http://schemas.microsoft.com/office/word/2015/wordml/symex" mc:Ignorable="w14 w15 w16se w16cid w16 w16cex w16sdtdh w16sdtfl w16du">
   <w:docDefaults>
     <w:rPrDefault>
       <w:rPr>

--- a/src/assets/templates/memo-template.docx
+++ b/src/assets/templates/memo-template.docx
@@ -1436,160 +1436,6 @@
     <w:p>
       <w:pPr>
         <w:pStyle w:val="MessageHeader"/>
-        <w:ind w:left="0" w:firstLine="0"/>
-        <w:jc w:val="both"/>
-        <w:rPr>
-          <w:rStyle w:val="MessageHeaderLabel"/>
-          <w:rFonts w:ascii="Century Gothic" w:hAnsi="Century Gothic"/>
-          <w:sz w:val="24"/>
-        </w:rPr>
-      </w:pPr>
-    </w:p>
-    <w:p>
-      <w:pPr>
-        <w:pStyle w:val="MessageHeader"/>
-        <w:ind w:left="0" w:firstLine="0"/>
-        <w:jc w:val="both"/>
-        <w:rPr>
-          <w:b/>
-          <w:bCs/>
-          <w:spacing w:val="-10"/>
-        </w:rPr>
-      </w:pPr>
-      <w:r>
-        <w:rPr>
-          <w:b/>
-          <w:bCs/>
-          <w:spacing w:val="-10"/>
-        </w:rPr>
-        <w:t xml:space="preserve">Ugochukwu Alagbu </w:t>
-      </w:r>
-      <w:r>
-        <w:rPr>
-          <w:b/>
-          <w:bCs/>
-          <w:spacing w:val="-10"/>
-        </w:rPr>
-        <w:tab/>
-      </w:r>
-      <w:r>
-        <w:rPr>
-          <w:b/>
-          <w:bCs/>
-          <w:spacing w:val="-10"/>
-        </w:rPr>
-        <w:tab/>
-      </w:r>
-      <w:r>
-        <w:rPr>
-          <w:b/>
-          <w:bCs/>
-          <w:spacing w:val="-10"/>
-        </w:rPr>
-        <w:tab/>
-      </w:r>
-      <w:r>
-        <w:rPr>
-          <w:b/>
-          <w:bCs/>
-          <w:spacing w:val="-10"/>
-        </w:rPr>
-        <w:tab/>
-      </w:r>
-      <w:r>
-        <w:rPr>
-          <w:b/>
-          <w:bCs/>
-          <w:spacing w:val="-10"/>
-        </w:rPr>
-        <w:tab/>
-      </w:r>
-      <w:r>
-        <w:rPr>
-          <w:b/>
-          <w:bCs/>
-          <w:spacing w:val="-10"/>
-        </w:rPr>
-        <w:t xml:space="preserve">            </w:t>
-      </w:r>
-      <w:r>
-        <w:rPr>
-          <w:b/>
-          <w:bCs/>
-          <w:spacing w:val="-10"/>
-        </w:rPr>
-        <w:t>Yemi Ogundare</w:t>
-      </w:r>
-    </w:p>
-    <w:p>
-      <w:pPr>
-        <w:pStyle w:val="MessageHeader"/>
-        <w:ind w:left="0" w:firstLine="0"/>
-        <w:jc w:val="both"/>
-        <w:rPr>
-          <w:spacing w:val="-10"/>
-        </w:rPr>
-      </w:pPr>
-      <w:r>
-        <w:rPr>
-          <w:spacing w:val="-10"/>
-        </w:rPr>
-        <w:t xml:space="preserve">IT Department </w:t>
-      </w:r>
-      <w:r>
-        <w:rPr>
-          <w:spacing w:val="-10"/>
-        </w:rPr>
-        <w:tab/>
-      </w:r>
-      <w:r>
-        <w:rPr>
-          <w:spacing w:val="-10"/>
-        </w:rPr>
-        <w:tab/>
-      </w:r>
-      <w:r>
-        <w:rPr>
-          <w:spacing w:val="-10"/>
-        </w:rPr>
-        <w:tab/>
-      </w:r>
-      <w:r>
-        <w:rPr>
-          <w:spacing w:val="-10"/>
-        </w:rPr>
-        <w:tab/>
-      </w:r>
-      <w:r>
-        <w:rPr>
-          <w:spacing w:val="-10"/>
-        </w:rPr>
-        <w:tab/>
-      </w:r>
-      <w:r>
-        <w:rPr>
-          <w:spacing w:val="-10"/>
-        </w:rPr>
-        <w:tab/>
-        <w:t>Ag Head, IT Department</w:t>
-      </w:r>
-    </w:p>
-    <w:p>
-      <w:pPr>
-        <w:pStyle w:val="MessageHeader"/>
-        <w:spacing w:after="0" w:line="276" w:lineRule="auto"/>
-        <w:ind w:left="0" w:firstLine="0"/>
-        <w:jc w:val="both"/>
-        <w:rPr>
-          <w:rStyle w:val="MessageHeaderLabel"/>
-          <w:rFonts w:ascii="Century Gothic" w:hAnsi="Century Gothic"/>
-          <w:sz w:val="24"/>
-        </w:rPr>
-      </w:pPr>
-    </w:p>
-    <w:p>
-      <w:pPr>
-        <w:pStyle w:val="MessageHeader"/>
         <w:spacing w:after="0" w:line="276" w:lineRule="auto"/>
         <w:ind w:left="0" w:firstLine="0"/>
         <w:jc w:val="both"/>
@@ -5013,6 +4859,7 @@
   <w:style w:type="character" w:default="1" w:styleId="DefaultParagraphFont">
     <w:name w:val="Default Paragraph Font"/>
     <w:uiPriority w:val="1"/>
+    <w:semiHidden/>
     <w:unhideWhenUsed/>
   </w:style>
   <w:style w:type="table" w:default="1" w:styleId="TableNormal">
